--- a/01-嵌入式操作系统及应用/01-教案/嵌入式操作系统及应用-12.docx
+++ b/01-嵌入式操作系统及应用/01-教案/嵌入式操作系统及应用-12.docx
@@ -119,7 +119,6 @@
             <w:insideH w:val="single" w:color="auto" w:sz="4" w:space="0"/>
             <w:insideV w:val="single" w:color="auto" w:sz="4" w:space="0"/>
           </w:tblBorders>
-          <w:shd w:val="clear" w:color="auto" w:fill="FFFFFF"/>
           <w:tblCellMar>
             <w:top w:w="0" w:type="dxa"/>
             <w:left w:w="108" w:type="dxa"/>
@@ -241,6 +240,21 @@
                 <w:lang w:val="en-US" w:eastAsia="zh-CN"/>
               </w:rPr>
             </w:pPr>
+            <w:r>
+              <w:rPr>
+                <w:rFonts w:ascii="Segoe UI" w:hAnsi="Segoe UI" w:eastAsia="Segoe UI" w:cs="Segoe UI"/>
+                <w:i w:val="0"/>
+                <w:iCs w:val="0"/>
+                <w:caps w:val="0"/>
+                <w:spacing w:val="0"/>
+                <w:sz w:val="16"/>
+                <w:szCs w:val="16"/>
+                <w:shd w:val="clear" w:fill="FBFBFB"/>
+              </w:rPr>
+              <w:t>2025-11-07</w:t>
+            </w:r>
+            <w:bookmarkStart w:id="0" w:name="_GoBack"/>
+            <w:bookmarkEnd w:id="0"/>
           </w:p>
         </w:tc>
       </w:tr>
@@ -254,7 +268,6 @@
             <w:insideH w:val="single" w:color="auto" w:sz="4" w:space="0"/>
             <w:insideV w:val="single" w:color="auto" w:sz="4" w:space="0"/>
           </w:tblBorders>
-          <w:shd w:val="clear" w:color="auto" w:fill="FFFFFF"/>
           <w:tblCellMar>
             <w:top w:w="0" w:type="dxa"/>
             <w:left w:w="108" w:type="dxa"/>
@@ -323,33 +336,6 @@
                 <w:lang w:eastAsia="zh-CN"/>
               </w:rPr>
               <w:t>物联网2411</w:t>
-            </w:r>
-            <w:r>
-              <w:rPr>
-                <w:rFonts w:hint="eastAsia" w:ascii="宋体" w:hAnsi="宋体" w:eastAsia="宋体" w:cs="宋体"/>
-                <w:sz w:val="21"/>
-                <w:szCs w:val="21"/>
-                <w:lang w:val="en-US" w:eastAsia="zh-CN"/>
-              </w:rPr>
-              <w:t>|</w:t>
-            </w:r>
-            <w:r>
-              <w:rPr>
-                <w:rFonts w:hint="eastAsia" w:ascii="宋体" w:hAnsi="宋体" w:eastAsia="宋体" w:cs="宋体"/>
-                <w:sz w:val="21"/>
-                <w:szCs w:val="21"/>
-                <w:lang w:eastAsia="zh-CN"/>
-              </w:rPr>
-              <w:t>物联网241</w:t>
-            </w:r>
-            <w:r>
-              <w:rPr>
-                <w:rFonts w:hint="eastAsia" w:ascii="宋体" w:hAnsi="宋体" w:eastAsia="宋体" w:cs="宋体"/>
-                <w:sz w:val="21"/>
-                <w:szCs w:val="21"/>
-                <w:lang w:val="en-US" w:eastAsia="zh-CN"/>
-              </w:rPr>
-              <w:t>2</w:t>
             </w:r>
           </w:p>
         </w:tc>
@@ -507,7 +493,6 @@
             <w:insideH w:val="single" w:color="auto" w:sz="4" w:space="0"/>
             <w:insideV w:val="single" w:color="auto" w:sz="4" w:space="0"/>
           </w:tblBorders>
-          <w:shd w:val="clear" w:color="auto" w:fill="FFFFFF"/>
           <w:tblCellMar>
             <w:top w:w="0" w:type="dxa"/>
             <w:left w:w="108" w:type="dxa"/>
@@ -794,7 +779,6 @@
                 <w:spacing w:val="0"/>
                 <w:sz w:val="17"/>
                 <w:szCs w:val="17"/>
-                <w:bdr w:val="none" w:color="auto" w:sz="0" w:space="0"/>
                 <w:shd w:val="clear" w:fill="F0F0F0"/>
               </w:rPr>
               <w:t>adc_dev_init()</w:t>
@@ -824,7 +808,6 @@
                 <w:spacing w:val="0"/>
                 <w:sz w:val="17"/>
                 <w:szCs w:val="17"/>
-                <w:bdr w:val="none" w:color="auto" w:sz="0" w:space="0"/>
                 <w:shd w:val="clear" w:fill="F0F0F0"/>
               </w:rPr>
               <w:t>adc_get_voltage()</w:t>
@@ -1032,6 +1015,7 @@
             <w:insideH w:val="single" w:color="auto" w:sz="4" w:space="0"/>
             <w:insideV w:val="single" w:color="auto" w:sz="4" w:space="0"/>
           </w:tblBorders>
+          <w:shd w:val="clear" w:color="auto" w:fill="FFFFFF"/>
           <w:tblCellMar>
             <w:top w:w="0" w:type="dxa"/>
             <w:left w:w="108" w:type="dxa"/>
@@ -1160,7 +1144,6 @@
                 <w:spacing w:val="0"/>
                 <w:sz w:val="17"/>
                 <w:szCs w:val="17"/>
-                <w:bdr w:val="none" w:color="auto" w:sz="0" w:space="0"/>
                 <w:shd w:val="clear" w:fill="F0F0F0"/>
               </w:rPr>
               <w:t>adc_dev_init()</w:t>
@@ -1190,7 +1173,6 @@
                 <w:spacing w:val="0"/>
                 <w:sz w:val="17"/>
                 <w:szCs w:val="17"/>
-                <w:bdr w:val="none" w:color="auto" w:sz="0" w:space="0"/>
                 <w:shd w:val="clear" w:fill="F0F0F0"/>
               </w:rPr>
               <w:t>adc_get_voltage()</w:t>
@@ -1248,7 +1230,6 @@
                 <w:spacing w:val="0"/>
                 <w:sz w:val="17"/>
                 <w:szCs w:val="17"/>
-                <w:bdr w:val="none" w:color="auto" w:sz="0" w:space="0"/>
                 <w:shd w:val="clear" w:fill="F0F0F0"/>
               </w:rPr>
               <w:t>vendor/lockzhiner/rk2206/sample/BUILD.gn</w:t>
@@ -1278,7 +1259,6 @@
                 <w:spacing w:val="0"/>
                 <w:sz w:val="17"/>
                 <w:szCs w:val="17"/>
-                <w:bdr w:val="none" w:color="auto" w:sz="0" w:space="0"/>
                 <w:shd w:val="clear" w:fill="F0F0F0"/>
               </w:rPr>
               <w:t>./b0_adc:adc_example</w:t>
@@ -1308,7 +1288,6 @@
                 <w:spacing w:val="0"/>
                 <w:sz w:val="17"/>
                 <w:szCs w:val="17"/>
-                <w:bdr w:val="none" w:color="auto" w:sz="0" w:space="0"/>
                 <w:shd w:val="clear" w:fill="F0F0F0"/>
               </w:rPr>
               <w:t>Makefile</w:t>
@@ -1338,7 +1317,6 @@
                 <w:spacing w:val="0"/>
                 <w:sz w:val="17"/>
                 <w:szCs w:val="17"/>
-                <w:bdr w:val="none" w:color="auto" w:sz="0" w:space="0"/>
                 <w:shd w:val="clear" w:fill="F0F0F0"/>
               </w:rPr>
               <w:t>-ladc_example</w:t>
@@ -1482,7 +1460,6 @@
             <w:insideH w:val="single" w:color="auto" w:sz="4" w:space="0"/>
             <w:insideV w:val="single" w:color="auto" w:sz="4" w:space="0"/>
           </w:tblBorders>
-          <w:shd w:val="clear" w:color="auto" w:fill="FFFFFF"/>
           <w:tblCellMar>
             <w:top w:w="0" w:type="dxa"/>
             <w:left w:w="108" w:type="dxa"/>
@@ -2597,7 +2574,6 @@
                 <w:spacing w:val="0"/>
                 <w:sz w:val="17"/>
                 <w:szCs w:val="17"/>
-                <w:bdr w:val="none" w:color="auto" w:sz="0" w:space="0"/>
                 <w:shd w:val="clear" w:fill="F0F0F0"/>
               </w:rPr>
               <w:t>adc_get_voltage()</w:t>
@@ -3703,7 +3679,6 @@
                 <w:spacing w:val="0"/>
                 <w:sz w:val="17"/>
                 <w:szCs w:val="17"/>
-                <w:bdr w:val="none" w:color="auto" w:sz="0" w:space="0"/>
                 <w:shd w:val="clear" w:fill="F0F0F0"/>
               </w:rPr>
               <w:t>adc_dev_init()</w:t>
@@ -3733,7 +3708,6 @@
                 <w:spacing w:val="0"/>
                 <w:sz w:val="17"/>
                 <w:szCs w:val="17"/>
-                <w:bdr w:val="none" w:color="auto" w:sz="0" w:space="0"/>
                 <w:shd w:val="clear" w:fill="F0F0F0"/>
               </w:rPr>
               <w:t>adc_get_voltage()</w:t>
@@ -4165,7 +4139,6 @@
                 <w:spacing w:val="0"/>
                 <w:sz w:val="17"/>
                 <w:szCs w:val="17"/>
-                <w:bdr w:val="none" w:color="auto" w:sz="0" w:space="0"/>
                 <w:shd w:val="clear" w:fill="F0F0F0"/>
               </w:rPr>
               <w:t>b0_adc</w:t>
@@ -4587,7 +4560,6 @@
                 <w:spacing w:val="0"/>
                 <w:sz w:val="17"/>
                 <w:szCs w:val="17"/>
-                <w:bdr w:val="none" w:color="auto" w:sz="0" w:space="0"/>
                 <w:shd w:val="clear" w:fill="F0F0F0"/>
               </w:rPr>
               <w:t>adc_example()</w:t>
@@ -4617,7 +4589,6 @@
                 <w:spacing w:val="0"/>
                 <w:sz w:val="17"/>
                 <w:szCs w:val="17"/>
-                <w:bdr w:val="none" w:color="auto" w:sz="0" w:space="0"/>
                 <w:shd w:val="clear" w:fill="F0F0F0"/>
               </w:rPr>
               <w:t>adc_task()</w:t>
@@ -4675,7 +4646,6 @@
                 <w:spacing w:val="0"/>
                 <w:sz w:val="17"/>
                 <w:szCs w:val="17"/>
-                <w:bdr w:val="none" w:color="auto" w:sz="0" w:space="0"/>
                 <w:shd w:val="clear" w:fill="F0F0F0"/>
               </w:rPr>
               <w:t>BUILD.gn</w:t>
@@ -4705,7 +4675,6 @@
                 <w:spacing w:val="0"/>
                 <w:sz w:val="17"/>
                 <w:szCs w:val="17"/>
-                <w:bdr w:val="none" w:color="auto" w:sz="0" w:space="0"/>
                 <w:shd w:val="clear" w:fill="F0F0F0"/>
               </w:rPr>
               <w:t>Makefile</w:t>
@@ -5133,7 +5102,6 @@
                 <w:spacing w:val="0"/>
                 <w:sz w:val="17"/>
                 <w:szCs w:val="17"/>
-                <w:bdr w:val="none" w:color="auto" w:sz="0" w:space="0"/>
                 <w:shd w:val="clear" w:fill="F0F0F0"/>
               </w:rPr>
               <w:t>b0_adc</w:t>
@@ -5219,7 +5187,6 @@
                 <w:spacing w:val="0"/>
                 <w:sz w:val="17"/>
                 <w:szCs w:val="17"/>
-                <w:bdr w:val="none" w:color="auto" w:sz="0" w:space="0"/>
                 <w:shd w:val="clear" w:fill="F0F0F0"/>
               </w:rPr>
               <w:t>BUILD.gn</w:t>
@@ -5249,7 +5216,6 @@
                 <w:spacing w:val="0"/>
                 <w:sz w:val="17"/>
                 <w:szCs w:val="17"/>
-                <w:bdr w:val="none" w:color="auto" w:sz="0" w:space="0"/>
                 <w:shd w:val="clear" w:fill="F0F0F0"/>
               </w:rPr>
               <w:t>Makefile</w:t>
@@ -6349,8 +6315,6 @@
               </w:rPr>
               <w:t>提供复习支持，帮助查漏补缺。</w:t>
             </w:r>
-            <w:bookmarkStart w:id="0" w:name="_GoBack"/>
-            <w:bookmarkEnd w:id="0"/>
           </w:p>
         </w:tc>
       </w:tr>
@@ -6491,7 +6455,7 @@
     <w:lsdException w:uiPriority="99" w:name="HTML Acronym"/>
     <w:lsdException w:uiPriority="99" w:name="HTML Address"/>
     <w:lsdException w:uiPriority="99" w:name="HTML Cite"/>
-    <w:lsdException w:uiPriority="99" w:name="HTML Code"/>
+    <w:lsdException w:qFormat="1" w:uiPriority="99" w:name="HTML Code"/>
     <w:lsdException w:uiPriority="99" w:name="HTML Definition"/>
     <w:lsdException w:uiPriority="99" w:name="HTML Keyboard"/>
     <w:lsdException w:uiPriority="99" w:name="HTML Preformatted"/>
@@ -6817,6 +6781,7 @@
     <w:basedOn w:val="9"/>
     <w:semiHidden/>
     <w:unhideWhenUsed/>
+    <w:qFormat/>
     <w:uiPriority w:val="99"/>
     <w:rPr>
       <w:rFonts w:ascii="Courier New" w:hAnsi="Courier New"/>

--- a/01-嵌入式操作系统及应用/01-教案/嵌入式操作系统及应用-12.docx
+++ b/01-嵌入式操作系统及应用/01-教案/嵌入式操作系统及应用-12.docx
@@ -119,6 +119,7 @@
             <w:insideH w:val="single" w:color="auto" w:sz="4" w:space="0"/>
             <w:insideV w:val="single" w:color="auto" w:sz="4" w:space="0"/>
           </w:tblBorders>
+          <w:shd w:val="clear" w:color="auto" w:fill="FFFFFF"/>
           <w:tblCellMar>
             <w:top w:w="0" w:type="dxa"/>
             <w:left w:w="108" w:type="dxa"/>
@@ -242,16 +243,17 @@
             </w:pPr>
             <w:r>
               <w:rPr>
-                <w:rFonts w:ascii="Segoe UI" w:hAnsi="Segoe UI" w:eastAsia="Segoe UI" w:cs="Segoe UI"/>
-                <w:i w:val="0"/>
-                <w:iCs w:val="0"/>
-                <w:caps w:val="0"/>
-                <w:spacing w:val="0"/>
-                <w:sz w:val="16"/>
-                <w:szCs w:val="16"/>
-                <w:shd w:val="clear" w:fill="FBFBFB"/>
-              </w:rPr>
-              <w:t>2025-11-07</w:t>
+                <w:rFonts w:ascii="Noto Sans SC" w:hAnsi="Noto Sans SC" w:eastAsia="Noto Sans SC" w:cs="Noto Sans SC"/>
+                <w:i w:val="0"/>
+                <w:iCs w:val="0"/>
+                <w:caps w:val="0"/>
+                <w:color w:val="000000"/>
+                <w:spacing w:val="0"/>
+                <w:sz w:val="14"/>
+                <w:szCs w:val="14"/>
+                <w:shd w:val="clear" w:fill="FFFFFF"/>
+              </w:rPr>
+              <w:t>2025-11-06</w:t>
             </w:r>
             <w:bookmarkStart w:id="0" w:name="_GoBack"/>
             <w:bookmarkEnd w:id="0"/>
@@ -268,6 +270,7 @@
             <w:insideH w:val="single" w:color="auto" w:sz="4" w:space="0"/>
             <w:insideV w:val="single" w:color="auto" w:sz="4" w:space="0"/>
           </w:tblBorders>
+          <w:shd w:val="clear" w:color="auto" w:fill="FFFFFF"/>
           <w:tblCellMar>
             <w:top w:w="0" w:type="dxa"/>
             <w:left w:w="108" w:type="dxa"/>
@@ -335,7 +338,16 @@
                 <w:szCs w:val="21"/>
                 <w:lang w:eastAsia="zh-CN"/>
               </w:rPr>
-              <w:t>物联网2411</w:t>
+              <w:t>物联网241</w:t>
+            </w:r>
+            <w:r>
+              <w:rPr>
+                <w:rFonts w:hint="eastAsia" w:ascii="宋体" w:hAnsi="宋体" w:eastAsia="宋体" w:cs="宋体"/>
+                <w:sz w:val="21"/>
+                <w:szCs w:val="21"/>
+                <w:lang w:val="en-US" w:eastAsia="zh-CN"/>
+              </w:rPr>
+              <w:t>2</w:t>
             </w:r>
           </w:p>
         </w:tc>
@@ -493,6 +505,7 @@
             <w:insideH w:val="single" w:color="auto" w:sz="4" w:space="0"/>
             <w:insideV w:val="single" w:color="auto" w:sz="4" w:space="0"/>
           </w:tblBorders>
+          <w:shd w:val="clear" w:color="auto" w:fill="FFFFFF"/>
           <w:tblCellMar>
             <w:top w:w="0" w:type="dxa"/>
             <w:left w:w="108" w:type="dxa"/>
@@ -867,6 +880,7 @@
             <w:insideH w:val="single" w:color="auto" w:sz="4" w:space="0"/>
             <w:insideV w:val="single" w:color="auto" w:sz="4" w:space="0"/>
           </w:tblBorders>
+          <w:shd w:val="clear" w:color="auto" w:fill="FFFFFF"/>
           <w:tblCellMar>
             <w:top w:w="0" w:type="dxa"/>
             <w:left w:w="108" w:type="dxa"/>
@@ -1460,6 +1474,7 @@
             <w:insideH w:val="single" w:color="auto" w:sz="4" w:space="0"/>
             <w:insideV w:val="single" w:color="auto" w:sz="4" w:space="0"/>
           </w:tblBorders>
+          <w:shd w:val="clear" w:color="auto" w:fill="FFFFFF"/>
           <w:tblCellMar>
             <w:top w:w="0" w:type="dxa"/>
             <w:left w:w="108" w:type="dxa"/>
@@ -1832,6 +1847,7 @@
             <w:insideH w:val="single" w:color="auto" w:sz="4" w:space="0"/>
             <w:insideV w:val="single" w:color="auto" w:sz="4" w:space="0"/>
           </w:tblBorders>
+          <w:shd w:val="clear" w:color="auto" w:fill="FFFFFF"/>
           <w:tblCellMar>
             <w:top w:w="0" w:type="dxa"/>
             <w:left w:w="108" w:type="dxa"/>
